--- a/2-研究方案_V2.0_病因谱十年变迁.docx
+++ b/2-研究方案_V2.0_病因谱十年变迁.docx
@@ -2032,7 +2032,7 @@
           <w:sz w:val="22"/>
           <w:szCs w:val="22"/>
         </w:rPr>
-        <w:t>本研究的临床数据均来源于本单位病案系统、手术麻醉系统及随访记录。研究数据经去标识化后由胃肠外科研究团队专人管理，临床数据的准确性、规范性、系统性和安全性由本单位相关科室协同管理、监督、审核和归档。</w:t>
+        <w:t xml:space="preserve">本研究的临床数据均来源于本单位病案系统及手术麻醉系统的住院期间记录，不含门诊随访资料。研究数据经去标识化后由胃肠外科研究团队专人管理，临床数据的准确性、规范性、系统性和安全性由本单位相关科室协同管理、监督、审核和归档。</w:t>
       </w:r>
     </w:p>
     <w:p>
@@ -2197,7 +2197,7 @@
           <w:sz w:val="22"/>
           <w:szCs w:val="22"/>
         </w:rPr>
-        <w:t>2026年7月-2026年9月：完成病例检索、入组筛选及住院期间临床资料的收集、归纳和整理；</w:t>
+        <w:t xml:space="preserve">2026年7月-2026年9月：完成病例检索及住院期间临床资料的提取、归纳和整理；</w:t>
       </w:r>
     </w:p>
     <w:p>
@@ -2215,7 +2215,7 @@
           <w:sz w:val="22"/>
           <w:szCs w:val="22"/>
         </w:rPr>
-        <w:t>2026年10月-2026年12月：完成所有病例围手术期资料、术后恢复及随访资料的统计分析；</w:t>
+        <w:t xml:space="preserve">2026年10月-2026年12月：依据修订后的纳入排除标准完成入组筛选，完成病因的双人独立裁定与一致性评价，并完成病因构成、时间趋势及住院期间临床资料的统计分析；</w:t>
       </w:r>
     </w:p>
     <w:p>
@@ -3119,7 +3119,7 @@
           <w:sz w:val="22"/>
           <w:szCs w:val="22"/>
         </w:rPr>
-        <w:t>[1]. Søreide K, Thorsen K, Harrison EM, et al. Perforated peptic ulcer. Lancet, 2015, 386(10000): 1288-1298.</w:t>
+        <w:t xml:space="preserve">[1]. Yan X, et al. Gastroduodenal perforation in the pediatric population: a retrospective analysis of 20 cases. Pediatr Surg Int, 2019. PMID: 30448888.</w:t>
       </w:r>
       <w:bookmarkStart w:id="0" w:name="_neb2C61D12C_C3E3_480E_ADD6_98334C1A30FD"/>
       <w:bookmarkEnd w:id="0"/>
@@ -3138,7 +3138,7 @@
           <w:sz w:val="22"/>
           <w:szCs w:val="22"/>
         </w:rPr>
-        <w:t>[2]. Thorsen K, Søreide JA, Kvaløy JT, et al. Epidemiology of perforated peptic ulcer: age- and gender-adjusted analysis of incidence and mortality. World Journal of Gastroenterology, 2013, 19(3): 347-354.</w:t>
+        <w:t xml:space="preserve">[2]. Wang K, et al. Pediatric gastric perforation beyond neonatal period: 8-year experience with 20 patients. Pediatr Neonatol, 2019. PMID: 30992193.</w:t>
       </w:r>
       <w:bookmarkStart w:id="1" w:name="_nebC3CB7CDD_C1D0_45CA_8D23_A656D0A42D33"/>
       <w:bookmarkEnd w:id="1"/>
@@ -3157,17 +3157,10 @@
           <w:sz w:val="22"/>
           <w:szCs w:val="22"/>
         </w:rPr>
-        <w:t>[3]. Lau JY, Sung J, Hill C, et al. Systematic review of the epidemiology of</w:t>
+        <w:t xml:space="preserve">[3]. Takamoto N, et al. Clinical course and management of pediatric gastroduodenal perforation beyond neonatal period. Pediatr Neonatol, 2025. PMID: 39709268.</w:t>
       </w:r>
       <w:bookmarkStart w:id="6" w:name="_GoBack"/>
       <w:bookmarkEnd w:id="6"/>
-      <w:r>
-        <w:rPr>
-          <w:sz w:val="22"/>
-          <w:szCs w:val="22"/>
-        </w:rPr>
-        <w:t xml:space="preserve"> complicated peptic ulcer disease: incidence, recurrence, risk factors and mortality. Digestion, 2011, 84(2): 102-113.</w:t>
-      </w:r>
       <w:bookmarkStart w:id="2" w:name="_neb44D3461C_9696_4DEF_BA95_24590E73552F"/>
       <w:bookmarkEnd w:id="2"/>
     </w:p>
@@ -3185,7 +3178,7 @@
           <w:sz w:val="22"/>
           <w:szCs w:val="22"/>
         </w:rPr>
-        <w:t>[4]. Bertleff M J O E, Lange J F. Perforated peptic ulcer disease: a review of history and treatment. Digestive Surgery, 2010, 27(3): 161-169.</w:t>
+        <w:t xml:space="preserve">[4]. Vidović S, et al. Perforated peptic ulcers in children: a systematic review. BMC Pediatr, 2025. PMID: 40335985.</w:t>
       </w:r>
       <w:bookmarkStart w:id="3" w:name="_neb0D1ECE4D_9C63_45D0_AA4C_22776CCA770A"/>
       <w:bookmarkEnd w:id="3"/>
@@ -3204,10 +3197,61 @@
           <w:sz w:val="22"/>
           <w:szCs w:val="22"/>
         </w:rPr>
-        <w:t>[5]. Di Saverio S, Bassi M, Smerieri N, et al. Diagnosis and treatment of perforated or bleeding peptic ulcers: 2013 WSES position paper. World Journal of Emergency Surgery, 2014, 9: 45.</w:t>
+        <w:t xml:space="preserve">[5]. Yang T, et al. Neonatal Gastric Perforation: Case Series and Literature Review. World J Surg, 2018. PMID: 29392435.</w:t>
       </w:r>
       <w:bookmarkStart w:id="4" w:name="_neb54421ABC_6273_4E8C_8D8D_BFCD755AB120"/>
       <w:bookmarkEnd w:id="4"/>
+    </w:p>
+    <w:p>
+      <w:pPr>
+        <w:spacing w:line="360" w:lineRule="auto"/>
+        <w:ind w:firstLine="440" w:firstLineChars="200"/>
+        <w:rPr>
+          <w:sz w:val="22"/>
+          <w:szCs w:val="22"/>
+        </w:rPr>
+      </w:pPr>
+      <w:r>
+        <w:rPr>
+          <w:sz w:val="22"/>
+          <w:szCs w:val="22"/>
+        </w:rPr>
+        <w:t xml:space="preserve">[6]. Fang Y, et al. Clinical characteristics and mortality prediction in neonatal gastric perforation: Insights from a regional multicenter retrospective cohort study. J Pediatr Surg, 2026. PMID: 41974396.</w:t>
+      </w:r>
+    </w:p>
+    <w:p>
+      <w:pPr>
+        <w:spacing w:line="360" w:lineRule="auto"/>
+        <w:ind w:firstLine="440" w:firstLineChars="200"/>
+        <w:rPr>
+          <w:sz w:val="22"/>
+          <w:szCs w:val="22"/>
+        </w:rPr>
+      </w:pPr>
+      <w:r>
+        <w:rPr>
+          <w:sz w:val="22"/>
+          <w:szCs w:val="22"/>
+        </w:rPr>
+        <w:t xml:space="preserve">[7]. Wang K, et al. Multicenter investigation of pediatric gastrointestinal tract magnets ingestion in China. BMC Pediatr, 2020. PMID: 32111182.</w:t>
+      </w:r>
+    </w:p>
+    <w:p>
+      <w:pPr>
+        <w:spacing w:line="360" w:lineRule="auto"/>
+        <w:ind w:firstLine="440" w:firstLineChars="200"/>
+        <w:rPr>
+          <w:sz w:val="22"/>
+          <w:szCs w:val="22"/>
+        </w:rPr>
+      </w:pPr>
+      <w:r>
+        <w:rPr>
+          <w:sz w:val="22"/>
+          <w:szCs w:val="22"/>
+        </w:rPr>
+        <w:t xml:space="preserve">[8]. Middelberg LK, et al. Magnet Injuries in Children: An Analysis of the National Poison Data System from 2008 to 2019. J Pediatr, 2021. PMID: 33516676.</w:t>
+      </w:r>
     </w:p>
     <w:p>
       <w:pPr>
